--- a/Participants/4_Shared_Toolkit/Templates/Information_Credibility_Matrix.docx
+++ b/Participants/4_Shared_Toolkit/Templates/Information_Credibility_Matrix.docx
@@ -158,7 +158,7 @@
           <w:color w:val="222222"/>
           <w:sz w:val="22"/>
         </w:rPr>
-        <w:t>Rate each source in the data room. Justify your rating in one sentence.</w:t>
+        <w:t>Rate each shared source. Justify your rating in one sentence. Operational datasets are held by Workflow B; rate Findings Memos once received.</w:t>
       </w:r>
     </w:p>
     <w:tbl>
@@ -664,6 +664,57 @@
           </w:p>
         </w:tc>
       </w:tr>
+      <w:tr>
+        <w:tc>
+          <w:tcPr>
+            <w:tcW w:type="dxa" w:w="2304"/>
+          </w:tcPr>
+          <w:p>
+            <w:r>
+              <w:rPr>
+                <w:sz w:val="20"/>
+              </w:rPr>
+              <w:t>Findings Memos (from B)</w:t>
+            </w:r>
+          </w:p>
+        </w:tc>
+        <w:tc>
+          <w:tcPr>
+            <w:tcW w:type="dxa" w:w="1728"/>
+          </w:tcPr>
+          <w:p>
+            <w:r>
+              <w:rPr>
+                <w:sz w:val="20"/>
+              </w:rPr>
+            </w:r>
+          </w:p>
+        </w:tc>
+        <w:tc>
+          <w:tcPr>
+            <w:tcW w:type="dxa" w:w="2880"/>
+          </w:tcPr>
+          <w:p>
+            <w:r>
+              <w:rPr>
+                <w:sz w:val="20"/>
+              </w:rPr>
+            </w:r>
+          </w:p>
+        </w:tc>
+        <w:tc>
+          <w:tcPr>
+            <w:tcW w:type="dxa" w:w="3744"/>
+          </w:tcPr>
+          <w:p>
+            <w:r>
+              <w:rPr>
+                <w:sz w:val="20"/>
+              </w:rPr>
+            </w:r>
+          </w:p>
+        </w:tc>
+      </w:tr>
     </w:tbl>
     <w:p/>
     <w:sectPr>

--- a/Participants/4_Shared_Toolkit/Templates/Information_Credibility_Matrix.docx
+++ b/Participants/4_Shared_Toolkit/Templates/Information_Credibility_Matrix.docx
@@ -5,6 +5,7 @@
     <w:p>
       <w:r>
         <w:rPr>
+          <w:rFonts w:ascii="Lexend" w:hAnsi="Lexend" w:eastAsia="Lexend" w:cs="Lexend"/>
           <w:b/>
           <w:color w:val="007A87"/>
           <w:sz w:val="24"/>
@@ -18,6 +19,7 @@
       </w:pPr>
       <w:r>
         <w:rPr>
+          <w:rFonts w:ascii="Lexend" w:hAnsi="Lexend" w:eastAsia="Lexend" w:cs="Lexend"/>
           <w:b/>
           <w:color w:val="1B2A4A"/>
           <w:sz w:val="48"/>
@@ -28,6 +30,7 @@
     <w:p>
       <w:r>
         <w:rPr>
+          <w:rFonts w:ascii="Nunito" w:hAnsi="Nunito" w:eastAsia="Nunito" w:cs="Nunito"/>
           <w:i/>
           <w:color w:val="666666"/>
           <w:sz w:val="24"/>
@@ -52,6 +55,7 @@
           <w:p>
             <w:r>
               <w:rPr>
+                <w:rFonts w:ascii="Nunito" w:hAnsi="Nunito" w:eastAsia="Nunito" w:cs="Nunito"/>
                 <w:b/>
                 <w:color w:val="1B2A4A"/>
                 <w:sz w:val="20"/>
@@ -67,6 +71,7 @@
           <w:p>
             <w:r>
               <w:rPr>
+                <w:rFonts w:ascii="Nunito" w:hAnsi="Nunito" w:eastAsia="Nunito" w:cs="Nunito"/>
                 <w:color w:val="222222"/>
                 <w:sz w:val="20"/>
               </w:rPr>
@@ -83,6 +88,7 @@
           <w:p>
             <w:r>
               <w:rPr>
+                <w:rFonts w:ascii="Nunito" w:hAnsi="Nunito" w:eastAsia="Nunito" w:cs="Nunito"/>
                 <w:b/>
                 <w:color w:val="1B2A4A"/>
                 <w:sz w:val="20"/>
@@ -98,6 +104,7 @@
           <w:p>
             <w:r>
               <w:rPr>
+                <w:rFonts w:ascii="Nunito" w:hAnsi="Nunito" w:eastAsia="Nunito" w:cs="Nunito"/>
                 <w:color w:val="222222"/>
                 <w:sz w:val="20"/>
               </w:rPr>
@@ -114,6 +121,7 @@
           <w:p>
             <w:r>
               <w:rPr>
+                <w:rFonts w:ascii="Nunito" w:hAnsi="Nunito" w:eastAsia="Nunito" w:cs="Nunito"/>
                 <w:b/>
                 <w:color w:val="1B2A4A"/>
                 <w:sz w:val="20"/>
@@ -129,10 +137,11 @@
           <w:p>
             <w:r>
               <w:rPr>
+                <w:rFonts w:ascii="Nunito" w:hAnsi="Nunito" w:eastAsia="Nunito" w:cs="Nunito"/>
                 <w:color w:val="222222"/>
                 <w:sz w:val="20"/>
               </w:rPr>
-              <w:t>2.0 | July 2026</w:t>
+              <w:t>3.0 | July 2026</w:t>
             </w:r>
           </w:p>
         </w:tc>
@@ -152,7 +161,7 @@
       </w:pPr>
       <w:r>
         <w:rPr>
-          <w:rFonts w:ascii="Calibri" w:hAnsi="Calibri"/>
+          <w:rFonts w:ascii="Nunito" w:hAnsi="Nunito" w:eastAsia="Nunito" w:cs="Nunito"/>
           <w:b w:val="0"/>
           <w:i w:val="0"/>
           <w:color w:val="222222"/>
@@ -183,6 +192,7 @@
           <w:p>
             <w:r>
               <w:rPr>
+                <w:rFonts w:ascii="Lexend" w:hAnsi="Lexend" w:eastAsia="Lexend" w:cs="Lexend"/>
                 <w:b/>
                 <w:color w:val="FFFFFF"/>
                 <w:sz w:val="20"/>
@@ -199,6 +209,7 @@
           <w:p>
             <w:r>
               <w:rPr>
+                <w:rFonts w:ascii="Lexend" w:hAnsi="Lexend" w:eastAsia="Lexend" w:cs="Lexend"/>
                 <w:b/>
                 <w:color w:val="FFFFFF"/>
                 <w:sz w:val="20"/>
@@ -215,6 +226,7 @@
           <w:p>
             <w:r>
               <w:rPr>
+                <w:rFonts w:ascii="Lexend" w:hAnsi="Lexend" w:eastAsia="Lexend" w:cs="Lexend"/>
                 <w:b/>
                 <w:color w:val="FFFFFF"/>
                 <w:sz w:val="20"/>
@@ -231,6 +243,7 @@
           <w:p>
             <w:r>
               <w:rPr>
+                <w:rFonts w:ascii="Lexend" w:hAnsi="Lexend" w:eastAsia="Lexend" w:cs="Lexend"/>
                 <w:b/>
                 <w:color w:val="FFFFFF"/>
                 <w:sz w:val="20"/>
@@ -248,6 +261,7 @@
           <w:p>
             <w:r>
               <w:rPr>
+                <w:rFonts w:ascii="Nunito" w:hAnsi="Nunito" w:eastAsia="Nunito" w:cs="Nunito"/>
                 <w:sz w:val="20"/>
               </w:rPr>
               <w:t>D-01 Annual Report</w:t>
@@ -261,6 +275,7 @@
           <w:p>
             <w:r>
               <w:rPr>
+                <w:rFonts w:ascii="Nunito" w:hAnsi="Nunito" w:eastAsia="Nunito" w:cs="Nunito"/>
                 <w:sz w:val="20"/>
               </w:rPr>
             </w:r>
@@ -273,6 +288,7 @@
           <w:p>
             <w:r>
               <w:rPr>
+                <w:rFonts w:ascii="Nunito" w:hAnsi="Nunito" w:eastAsia="Nunito" w:cs="Nunito"/>
                 <w:sz w:val="20"/>
               </w:rPr>
             </w:r>
@@ -285,6 +301,7 @@
           <w:p>
             <w:r>
               <w:rPr>
+                <w:rFonts w:ascii="Nunito" w:hAnsi="Nunito" w:eastAsia="Nunito" w:cs="Nunito"/>
                 <w:sz w:val="20"/>
               </w:rPr>
             </w:r>
@@ -300,6 +317,7 @@
           <w:p>
             <w:r>
               <w:rPr>
+                <w:rFonts w:ascii="Nunito" w:hAnsi="Nunito" w:eastAsia="Nunito" w:cs="Nunito"/>
                 <w:sz w:val="20"/>
               </w:rPr>
               <w:t>D-02 Internal memo</w:t>
@@ -314,6 +332,7 @@
           <w:p>
             <w:r>
               <w:rPr>
+                <w:rFonts w:ascii="Nunito" w:hAnsi="Nunito" w:eastAsia="Nunito" w:cs="Nunito"/>
                 <w:sz w:val="20"/>
               </w:rPr>
             </w:r>
@@ -327,6 +346,7 @@
           <w:p>
             <w:r>
               <w:rPr>
+                <w:rFonts w:ascii="Nunito" w:hAnsi="Nunito" w:eastAsia="Nunito" w:cs="Nunito"/>
                 <w:sz w:val="20"/>
               </w:rPr>
             </w:r>
@@ -340,6 +360,7 @@
           <w:p>
             <w:r>
               <w:rPr>
+                <w:rFonts w:ascii="Nunito" w:hAnsi="Nunito" w:eastAsia="Nunito" w:cs="Nunito"/>
                 <w:sz w:val="20"/>
               </w:rPr>
             </w:r>
@@ -354,6 +375,7 @@
           <w:p>
             <w:r>
               <w:rPr>
+                <w:rFonts w:ascii="Nunito" w:hAnsi="Nunito" w:eastAsia="Nunito" w:cs="Nunito"/>
                 <w:sz w:val="20"/>
               </w:rPr>
               <w:t>D-03 VPBank agreement</w:t>
@@ -367,6 +389,7 @@
           <w:p>
             <w:r>
               <w:rPr>
+                <w:rFonts w:ascii="Nunito" w:hAnsi="Nunito" w:eastAsia="Nunito" w:cs="Nunito"/>
                 <w:sz w:val="20"/>
               </w:rPr>
             </w:r>
@@ -379,6 +402,7 @@
           <w:p>
             <w:r>
               <w:rPr>
+                <w:rFonts w:ascii="Nunito" w:hAnsi="Nunito" w:eastAsia="Nunito" w:cs="Nunito"/>
                 <w:sz w:val="20"/>
               </w:rPr>
             </w:r>
@@ -391,6 +415,7 @@
           <w:p>
             <w:r>
               <w:rPr>
+                <w:rFonts w:ascii="Nunito" w:hAnsi="Nunito" w:eastAsia="Nunito" w:cs="Nunito"/>
                 <w:sz w:val="20"/>
               </w:rPr>
             </w:r>
@@ -406,6 +431,7 @@
           <w:p>
             <w:r>
               <w:rPr>
+                <w:rFonts w:ascii="Nunito" w:hAnsi="Nunito" w:eastAsia="Nunito" w:cs="Nunito"/>
                 <w:sz w:val="20"/>
               </w:rPr>
               <w:t>D-08 Board emails</w:t>
@@ -420,6 +446,7 @@
           <w:p>
             <w:r>
               <w:rPr>
+                <w:rFonts w:ascii="Nunito" w:hAnsi="Nunito" w:eastAsia="Nunito" w:cs="Nunito"/>
                 <w:sz w:val="20"/>
               </w:rPr>
             </w:r>
@@ -433,6 +460,7 @@
           <w:p>
             <w:r>
               <w:rPr>
+                <w:rFonts w:ascii="Nunito" w:hAnsi="Nunito" w:eastAsia="Nunito" w:cs="Nunito"/>
                 <w:sz w:val="20"/>
               </w:rPr>
             </w:r>
@@ -446,6 +474,7 @@
           <w:p>
             <w:r>
               <w:rPr>
+                <w:rFonts w:ascii="Nunito" w:hAnsi="Nunito" w:eastAsia="Nunito" w:cs="Nunito"/>
                 <w:sz w:val="20"/>
               </w:rPr>
             </w:r>
@@ -460,6 +489,7 @@
           <w:p>
             <w:r>
               <w:rPr>
+                <w:rFonts w:ascii="Nunito" w:hAnsi="Nunito" w:eastAsia="Nunito" w:cs="Nunito"/>
                 <w:sz w:val="20"/>
               </w:rPr>
               <w:t>D-10 YouthWorks brief</w:t>
@@ -473,6 +503,7 @@
           <w:p>
             <w:r>
               <w:rPr>
+                <w:rFonts w:ascii="Nunito" w:hAnsi="Nunito" w:eastAsia="Nunito" w:cs="Nunito"/>
                 <w:sz w:val="20"/>
               </w:rPr>
             </w:r>
@@ -485,6 +516,7 @@
           <w:p>
             <w:r>
               <w:rPr>
+                <w:rFonts w:ascii="Nunito" w:hAnsi="Nunito" w:eastAsia="Nunito" w:cs="Nunito"/>
                 <w:sz w:val="20"/>
               </w:rPr>
             </w:r>
@@ -497,6 +529,7 @@
           <w:p>
             <w:r>
               <w:rPr>
+                <w:rFonts w:ascii="Nunito" w:hAnsi="Nunito" w:eastAsia="Nunito" w:cs="Nunito"/>
                 <w:sz w:val="20"/>
               </w:rPr>
             </w:r>
@@ -512,6 +545,7 @@
           <w:p>
             <w:r>
               <w:rPr>
+                <w:rFonts w:ascii="Nunito" w:hAnsi="Nunito" w:eastAsia="Nunito" w:cs="Nunito"/>
                 <w:sz w:val="20"/>
               </w:rPr>
               <w:t>D-11 Staff survey</w:t>
@@ -526,6 +560,7 @@
           <w:p>
             <w:r>
               <w:rPr>
+                <w:rFonts w:ascii="Nunito" w:hAnsi="Nunito" w:eastAsia="Nunito" w:cs="Nunito"/>
                 <w:sz w:val="20"/>
               </w:rPr>
             </w:r>
@@ -539,6 +574,7 @@
           <w:p>
             <w:r>
               <w:rPr>
+                <w:rFonts w:ascii="Nunito" w:hAnsi="Nunito" w:eastAsia="Nunito" w:cs="Nunito"/>
                 <w:sz w:val="20"/>
               </w:rPr>
             </w:r>
@@ -552,6 +588,7 @@
           <w:p>
             <w:r>
               <w:rPr>
+                <w:rFonts w:ascii="Nunito" w:hAnsi="Nunito" w:eastAsia="Nunito" w:cs="Nunito"/>
                 <w:sz w:val="20"/>
               </w:rPr>
             </w:r>
@@ -566,6 +603,7 @@
           <w:p>
             <w:r>
               <w:rPr>
+                <w:rFonts w:ascii="Nunito" w:hAnsi="Nunito" w:eastAsia="Nunito" w:cs="Nunito"/>
                 <w:sz w:val="20"/>
               </w:rPr>
               <w:t>D-12 Financials</w:t>
@@ -579,6 +617,7 @@
           <w:p>
             <w:r>
               <w:rPr>
+                <w:rFonts w:ascii="Nunito" w:hAnsi="Nunito" w:eastAsia="Nunito" w:cs="Nunito"/>
                 <w:sz w:val="20"/>
               </w:rPr>
             </w:r>
@@ -591,6 +630,7 @@
           <w:p>
             <w:r>
               <w:rPr>
+                <w:rFonts w:ascii="Nunito" w:hAnsi="Nunito" w:eastAsia="Nunito" w:cs="Nunito"/>
                 <w:sz w:val="20"/>
               </w:rPr>
             </w:r>
@@ -603,6 +643,7 @@
           <w:p>
             <w:r>
               <w:rPr>
+                <w:rFonts w:ascii="Nunito" w:hAnsi="Nunito" w:eastAsia="Nunito" w:cs="Nunito"/>
                 <w:sz w:val="20"/>
               </w:rPr>
             </w:r>
@@ -618,6 +659,7 @@
           <w:p>
             <w:r>
               <w:rPr>
+                <w:rFonts w:ascii="Nunito" w:hAnsi="Nunito" w:eastAsia="Nunito" w:cs="Nunito"/>
                 <w:sz w:val="20"/>
               </w:rPr>
               <w:t>Interview transcripts</w:t>
@@ -632,6 +674,7 @@
           <w:p>
             <w:r>
               <w:rPr>
+                <w:rFonts w:ascii="Nunito" w:hAnsi="Nunito" w:eastAsia="Nunito" w:cs="Nunito"/>
                 <w:sz w:val="20"/>
               </w:rPr>
             </w:r>
@@ -645,6 +688,7 @@
           <w:p>
             <w:r>
               <w:rPr>
+                <w:rFonts w:ascii="Nunito" w:hAnsi="Nunito" w:eastAsia="Nunito" w:cs="Nunito"/>
                 <w:sz w:val="20"/>
               </w:rPr>
             </w:r>
@@ -658,6 +702,7 @@
           <w:p>
             <w:r>
               <w:rPr>
+                <w:rFonts w:ascii="Nunito" w:hAnsi="Nunito" w:eastAsia="Nunito" w:cs="Nunito"/>
                 <w:sz w:val="20"/>
               </w:rPr>
             </w:r>
@@ -672,6 +717,7 @@
           <w:p>
             <w:r>
               <w:rPr>
+                <w:rFonts w:ascii="Nunito" w:hAnsi="Nunito" w:eastAsia="Nunito" w:cs="Nunito"/>
                 <w:sz w:val="20"/>
               </w:rPr>
               <w:t>Findings Memos (from B)</w:t>
@@ -685,6 +731,7 @@
           <w:p>
             <w:r>
               <w:rPr>
+                <w:rFonts w:ascii="Nunito" w:hAnsi="Nunito" w:eastAsia="Nunito" w:cs="Nunito"/>
                 <w:sz w:val="20"/>
               </w:rPr>
             </w:r>
@@ -697,6 +744,7 @@
           <w:p>
             <w:r>
               <w:rPr>
+                <w:rFonts w:ascii="Nunito" w:hAnsi="Nunito" w:eastAsia="Nunito" w:cs="Nunito"/>
                 <w:sz w:val="20"/>
               </w:rPr>
             </w:r>
@@ -709,6 +757,7 @@
           <w:p>
             <w:r>
               <w:rPr>
+                <w:rFonts w:ascii="Nunito" w:hAnsi="Nunito" w:eastAsia="Nunito" w:cs="Nunito"/>
                 <w:sz w:val="20"/>
               </w:rPr>
             </w:r>
@@ -1094,7 +1143,7 @@
       <w:spacing w:after="120" w:line="276" w:lineRule="auto"/>
     </w:pPr>
     <w:rPr>
-      <w:rFonts w:ascii="Calibri" w:hAnsi="Calibri"/>
+      <w:rFonts w:ascii="Nunito" w:hAnsi="Nunito" w:eastAsia="Nunito" w:cs="Nunito"/>
       <w:color w:val="222222"/>
       <w:sz w:val="22"/>
     </w:rPr>

--- a/Participants/4_Shared_Toolkit/Templates/Information_Credibility_Matrix.docx
+++ b/Participants/4_Shared_Toolkit/Templates/Information_Credibility_Matrix.docx
@@ -141,7 +141,7 @@
                 <w:color w:val="222222"/>
                 <w:sz w:val="20"/>
               </w:rPr>
-              <w:t>3.0 | July 2026</w:t>
+              <w:t>3.1 | July-September 2026</w:t>
             </w:r>
           </w:p>
         </w:tc>
@@ -167,7 +167,7 @@
           <w:color w:val="222222"/>
           <w:sz w:val="22"/>
         </w:rPr>
-        <w:t>Rate each shared source. Justify your rating in one sentence. Operational datasets are held by Workflow B; rate Findings Memos once received.</w:t>
+        <w:t>You rate each shared source - the data room does not do it for you. For each row, write why you trust or doubt it (author, audience, incentive, definitions, contradictions with other sources). Operational datasets are held by Workflow B; rate Findings Memos once received.</w:t>
       </w:r>
     </w:p>
     <w:tbl>
@@ -766,6 +766,21 @@
       </w:tr>
     </w:tbl>
     <w:p/>
+    <w:p>
+      <w:pPr>
+        <w:spacing w:after="120"/>
+      </w:pPr>
+      <w:r>
+        <w:rPr>
+          <w:rFonts w:ascii="Nunito" w:hAnsi="Nunito" w:eastAsia="Nunito" w:cs="Nunito"/>
+          <w:b w:val="0"/>
+          <w:i w:val="0"/>
+          <w:color w:val="222222"/>
+          <w:sz w:val="22"/>
+        </w:rPr>
+        <w:t>Prompt questions (optional): Who benefits if this source is believed? What definition sits behind any rate? What would change your rating?</w:t>
+      </w:r>
+    </w:p>
     <w:sectPr>
       <w:pgSz w:w="12240" w:h="15840"/>
       <w:pgMar w:top="1361" w:right="1361" w:bottom="1247" w:left="1361" w:header="720" w:footer="720" w:gutter="0"/>
